--- a/上課資料/單次筆記/10-16～10-17 上課筆記.docx
+++ b/上課資料/單次筆記/10-16～10-17 上課筆記.docx
@@ -2506,7 +2506,7 @@
         <w:pStyle w:val="Heading2"/>
       </w:pPr>
       <w:r>
-        <w:t xml:space="preserve">手寫筆記（10/17 上課寫的，照片在 上課資料\照片\10-17）</w:t>
+        <w:t xml:space="preserve">手寫筆記（10/17 上課寫的，照片在公司電腦）</w:t>
       </w:r>
     </w:p>
     <w:p>
@@ -3579,7 +3579,7 @@
         <w:pStyle w:val="Heading1"/>
       </w:pPr>
       <w:r>
-        <w:t xml:space="preserve">講義：壓縮機故障自我判斷（10/17 拿到，照片在 上課資料\照片\10-17）</w:t>
+        <w:t xml:space="preserve">講義：壓縮機故障自我判斷（10/17 拿到，照片在公司電腦）</w:t>
       </w:r>
     </w:p>
     <w:tbl>
@@ -4982,7 +4982,7 @@
                 <w:sz w:val="19"/>
                 <w:szCs w:val="19"/>
               </w:rPr>
-              <w:t xml:space="preserve">同等級代替表（只放公司版）</w:t>
+              <w:t xml:space="preserve">只放公司版</w:t>
             </w:r>
           </w:p>
         </w:tc>
